--- a/example_articles/states/New Mexico/2.states_New Mexico_New_York_Times.docx
+++ b/example_articles/states/New Mexico/2.states_New Mexico_New_York_Times.docx
@@ -27,17 +27,17 @@
     </w:p>
     <w:p>
       <w:r>
-        <w:t>Source File: NYT/35.DOCX</w:t>
+        <w:t>Source file: NYT/35.DOCX</w:t>
       </w:r>
     </w:p>
     <w:p>
       <w:r>
-        <w:t>Raw locations result: ['New Mexico']</w:t>
+        <w:t>Raw locations result, 'locations': ['New Mexico']</w:t>
       </w:r>
     </w:p>
     <w:p>
       <w:r>
-        <w:t>states_stand_flat (Standardized): New Mexico</w:t>
+        <w:t>Standardized locations result, 'states_stand_flat': New Mexico</w:t>
       </w:r>
     </w:p>
     <w:p>

--- a/example_articles/states/New Mexico/2.states_New Mexico_New_York_Times.docx
+++ b/example_articles/states/New Mexico/2.states_New Mexico_New_York_Times.docx
@@ -7,7 +7,7 @@
         <w:pStyle w:val="Heading1"/>
       </w:pPr>
       <w:r>
-        <w:t>Breathing Life, and Art, Into a Downtrodden Neighborhood</w:t>
+        <w:t>ESSAY; Does the Digital Classroom Enfeeble the Mind?</w:t>
       </w:r>
     </w:p>
     <w:p>
@@ -17,17 +17,17 @@
     </w:p>
     <w:p>
       <w:r>
-        <w:t>Date: 2012-12-09</w:t>
+        <w:t>Date: 2010-09-19</w:t>
       </w:r>
     </w:p>
     <w:p>
       <w:r>
-        <w:t>Section: Section A; Column 0; National Desk; Pg. 26</w:t>
+        <w:t>Section: Section MM; Column 0; Magazine Desk; Pg. 32</w:t>
       </w:r>
     </w:p>
     <w:p>
       <w:r>
-        <w:t>Source file: NYT/35.DOCX</w:t>
+        <w:t>Source file: NYT/42.DOCX</w:t>
       </w:r>
     </w:p>
     <w:p>
@@ -49,58 +49,54 @@
     </w:p>
     <w:p>
       <w:r>
-        <w:t>MIAMI -- Ski, a New York graffiti artist, swirled a can of spray paint, blasting a riot of neon in this once-forlorn slab of Miami called Wynwood. A few doors down, in a pop-up store, another artist, Asif Farooq, was selling an array of firearms -- actually cardboard replicas for those who like everything about a gun except the shooting.</w:t>
+        <w:t>Adding to an already rich life, my father decided in middle age to become an elementary-school teacher in a working-class neighborhood in New Mexico. To this day, people who run grocery stores and work on construction sites, and who are now in late middle age themselves, come out when I'm visiting to tell me how Mr. Lanier changed their lives. Go up to any adult with a good life, no matter what his or her station, and ask if a teacher made a difference, and you'll always see a face light up. The human element, a magical connection, is at the heart of successful education, and you can't bottle it.</w:t>
         <w:br/>
-        <w:t>Wandering past was the Art Basel mob, thousands of people moving from mural to mural, gallery to gallery, reveling in the neighborhood's nooks and crannies: looking, buying and, just as invaluable, creating word spreading the word. This 10-year-old December migration from the core of Basel, the prestigious four-day art show at South Beach that ends on Sunday, to Wynwood, one of Miami's grittier sections, has propelled the neighborhood onto the year-round must-see lists of intrepid visitors and locals.</w:t>
+        <w:t>My father would have been unable to ''teach to the test.'' He once complained about errors in a sixth-grade math textbook, so he had the class learn math by designing a spaceship. My father would have been spat out by today's test-driven educational regime.</w:t>
         <w:br/>
-        <w:t>The newfound allure of Wynwood is the latest testament to how art -- and creative developers, like Tony Goldman, who helped remake SoHo and South Beach -- can sprinkle its metaphysical magic and transform even the bleakest places.</w:t>
+        <w:t>But this is not the whole story. Probe one of those illuminated faces further, and you can also usually elicit memories of a particularly bad teacher. It's a romantic notion, the magic of teaching, but magic always has a dark side. Trusting teachers too much also has its perils. For every good teacher who is too creative to survive in the era of ''no child left behind,'' there's probably another tenacious, horrid teacher who might be dethroned only because of unquestionably bad outcomes on objective tests.</w:t>
         <w:br/>
-        <w:t>''It's unbelievable, the transition from desolate streets to completely filled energy where everybody is happy,'' said Ski, who worked on the mural with 2esae and Col, two other graffiti artists, and is an Art Basel veteran.</w:t>
+        <w:t>So we face a quandary: How do we use the technologies of computation, statistics and networking to shed light -- without killing the magic? This is more than a practical question. It goes to the heart of what we are after as humans.</w:t>
         <w:br/>
-        <w:t>A hiccup of time ago, trekking to Wynwood, a working-class Puerto Rican neighborhood, was a test in urban fortitude. Drugs, crime and a general sense of foreboding clung to the empty streets and warehouses.</w:t>
+        <w:t>A career in computer science makes you see the world in its terms. You start to see money as a form of information display instead of as a store of value. Money flows are the computational output of a lot of people planning, promising, evaluating, hedging and scheming, and those behaviors start to look like a set of algorithms. You start to see the weather as a computer processing bits tweaked by the sun, and gravity as a cosmic calculation that keeps events in time and space consistent.</w:t>
         <w:br/>
-        <w:t>The neighborhood, which sits in one of Miami's roughest sections, endured a small riot in 1990 after a police officer was acquitted in the shooting death of a drug dealer. The riot was symptomatic of the area's sense of isolation and served as a punctuation mark on 10 years of restiveness in Miami.</w:t>
+        <w:t>This way of seeing is becoming ever more common as people have experiences with computers. While it has its glorious moments, the computational perspective can at times be uniquely unromantic.</w:t>
         <w:br/>
-        <w:t>''There were a lot of body shops and dogs behind fences,'' said David Lombardi, the founder of Lombardi Properties, who bought his first parcel here in the early 2000s. ''Every window that had been a window had been locked up. Every fence that was here had barbed wire.''</w:t>
+        <w:t>Nothing kills music for me as much as having some algorithm calculate what music I will want to hear. That seems to miss the whole point. Inventing your musical taste is the point, isn't it? Bringing computers into the middle of that is like paying someone to program a robot to have sex on your behalf so you don't have to.</w:t>
         <w:br/>
-        <w:t>Then Art Basel came to town in 2002, and the art slowly spilled over to lesser-traveled neighborhoods across the bay from Miami Beach. Satellite fairs popped up in the design district, which had long been home to furniture showrooms. When that became too expensive -- Louis Vuitton and Hermès set up shop last year -- attention drifted to midtown and Wynwood, both a bit farther south.</w:t>
+        <w:t>And yet it seems we benefit from shining an objectifying digital light to disinfect our funky, lying selves once in a while. It's heartless to have music chosen by digital algorithms. But at least there are fewer people held hostage to the tastes of bad radio D.J.'s than there once were. The trick is being ambidextrous, holding one hand to the heart while counting on the digits of the other.</w:t>
         <w:br/>
-        <w:t>In the aesthetic hierarchy of Miami, which boasts an iconic waterfront skyline, synthetically sculptured women and crystalline beaches, Wynwood is as appealing as a dollar store. But, as the axiom goes, its location (and price) were irresistible.</w:t>
+        <w:t>How can you be ambidextrous in the matter of technology and education? Education -- in the broadest sense -- does what genes can't do. It forever filters and bequeaths memories, ideas, identities, cultures and technologies. Humans compute and transfer nongenetic information between generations, creating a longitudinal intelligence that is unlike anything else on Earth. The data links that hold the structure together in time swell rhythmically to the frequency of human regeneration. This is education.</w:t>
         <w:br/>
-        <w:t>Mr. Lombardi, fresh off buying properties that had turned to gold in South Beach, first visited Wynwood in 2000. His initial impression was that the neighborhood was too close to downtown Miami and Miami Beach to ignore. His second thought was that cheap warehouse space would be useful and the bargain rates were impossible to beat. So he started to buy.</w:t>
+        <w:t>Now we have information machines. The future of education in the digital age will be determined by our judgment of which aspects of the information we pass between generations can be represented in computers at all. If we try to represent something digitally when we actually can't, we kill the romance and make some aspect of the human condition newly bland and absurd. If we romanticize information that shouldn't be shielded from harsh calculations, we'll suffer bad teachers and D.J.'s and their wares.</w:t>
         <w:br/>
-        <w:t>As he meandered around streets littered with broken glass, he stumbled across two renegade art galleries in the neighborhood. Young people were hanging out, having drinks, talking art.</w:t>
+        <w:t>Right now, many of these decisions are being made by the geeks of Silicon Valley, who run a lot of things that other people pretend to run. The crucial choice of which intergenerational information is to be treated as computational grist is usually not made by educators or curriculum developers but by young engineers.</w:t>
         <w:br/>
-        <w:t>''It went off in my head like a light bulb,'' said Mr. Lombardi, who, it seems, cannot wander too far without a greeting from a tenant. ''I saw what could be done.''</w:t>
+        <w:t>The results are mixed. There is a youthful energy applied to some questions, like how to rate teachers. It would be wonderful if computation remained forever associated with youth. Maybe that will happen, and in a hundred years, or a thousand, algorithms and databases will conjure spring flings and all-night parties.</w:t>
         <w:br/>
-        <w:t>Mr. Lombardi began to court struggling artists who did not have gallery representation and could no longer afford South Beach. As they moved into the neighborhood, he started Roving Fridays, a stroll for cutting-edge art lovers who wanted to see the new scene for themselves. It was the precursor to the overwhelmingly popular and raucous gallery walk that happens in Wynwood on the second Saturday of every month.</w:t>
+        <w:t>The geeks often get things wrong, however. In some cases, simple design solutions can fix problems that geeks have created. An example is concern over the effects of constant mental multitasking. If this problem turns out to be serious in the long term, it can probably be addressed by small changes to digital designs. For instance, maybe it will cost a penny every time you look at your Facebook wall in the future, so you'll have to actually be aware of when you do it.</w:t>
         <w:br/>
-        <w:t>''By '04, we probably had 15 to 18 galleries,'' Mr. Lombardi said. ''It was starting to happen. People liked the fact it was gritty and edgy. It was that dirty little secret.''</w:t>
+        <w:t>The deeper concern, for me, is the philosophy conveyed by a technological design. Some of the top digital designs of the moment, both in school and in the rest of life, embed the underlying message that we understand the brain and its workings. That is false. We don't know how information is represented in the brain. We don't know how reason is accomplished by neurons. There are some vaguely cool ideas floating around, and we might know a lot more about these things any moment now, but at this moment, we don't.</w:t>
         <w:br/>
-        <w:t>Serious art collectors like Martin Z. Marguiles held similar notions; he began the first phase of his gallery in a Wynwood warehouse in 1999. Donald and Mera Rubell were there even earlier; they kept their collection in a building that once stored goods confiscated by the Drug Enforcement Administration.</w:t>
+        <w:t>You could spend all day reading literature about educational technology without being reminded that this frontier of ignorance lies before us. We are tempted by the demons of commercial and professional ambition to pretend we know more than we do. This hypnotic idea of omniscience could kill the magic of teaching, because of the intimacy with which we let computers guide our brains.</w:t>
         <w:br/>
-        <w:t>Then, with his star wattage and impeccable instincts, Mr. Goldman, who died in September, turned his attention to Wynwood. With Art Basel taking off, he envisioned the same artistic path for the neighborhood and started buying properties, luring more artists and finessing the place. Rents were low enough for artists to develop here.</w:t>
+        <w:t>At school, standardized testing rules. Outside school, something similar happens. Students spend a lot of time acting as trivialized relays in giant schemes designed for the purposes of advertising and other revenue-minded manipulations. They are prompted to create databases about themselves and then trust algorithms to assemble streams of songs and movies and stories for their consumption.</w:t>
         <w:br/>
-        <w:t>But there was no place to get a decent meal or buy a drink. So Mr. Goldman opened a restaurant, Joey's. It became an immediate focal point, and a restaurant scene kicked into gear.</w:t>
+        <w:t>We see the embedded philosophy bloom when students assemble papers as mash-ups from online snippets instead of thinking and composing on a blank piece of screen. What is wrong with this is not that students are any lazier now or learning less. (It is probably even true, I admit reluctantly, that in the presence of the ambient Internet, maybe it is not so important anymore to hold an archive of certain kinds of academic trivia in your head.)</w:t>
         <w:br/>
-        <w:t>Graffiti artists delighted in the blank, ugly walls of the abandoned warehouses. They went to work, and soon their art became synonymous with Wynwood. The Wynwood Walls, Mr. Goldman's creation, now draws thousands of people every month, even tourist streetscape tours. Artists like Shephard Fairey became frequent contributors (this year he created a mural featuring Mr. Goldman).</w:t>
+        <w:t>The problem is that students could come to conceive of themselves as relays in a transpersonal digital structure. Their job is then to copy and transfer data around, to be a source of statistics, whether to be processed by tests at school or by advertising schemes elsewhere.</w:t>
         <w:br/>
-        <w:t>Word got out.</w:t>
+        <w:t>What is really lost when this happens is the self-invention of a human brain. If students don't learn to think, then no amount of access to information will do them any good.</w:t>
         <w:br/>
-        <w:t>''In my view, this was clearly the next Meatpacking District,'' said Paul C. Lardi, the president of Maps-Mobile Arts Production, a recently opened professional photo studio that doubles as an event space. ''It's got great energy, but it's not really a place for high-end retail. It's for interesting people with artistic desires, not commercial ones.''</w:t>
+        <w:t>I am a technologist, and so my first impulse might be to try to fix this problem with better technology. But if we ask what thinking is, so that we can then ask how to foster it, we encounter an astonishing and terrifying answer: We don't know.</w:t>
         <w:br/>
-        <w:t>Now Wynwood is moving beyond galleries. Restaurants and bars with a fresh flavor are beginning to open. A crafts coffee place is booming. A New York mixologist, Albert Trummer, is preparing for an opening. And a recording studio that has drawn clients like Akon and Enrique Iglesias opened this year.</w:t>
+        <w:t>The artifacts of our past accomplishments can become so engrossing in digital form that it can be harder to notice all we don't know and all we haven't done. While technology has generally been the engine that propels us into unknowable changes, it might now lull us into hypnotic complacency.</w:t>
         <w:br/>
-        <w:t>''It's a place to experiment,'' Mr. Trummer said.</w:t>
+        <w:t>To the degree that education is about the transfer of the known between generations, it can be digitized, analyzed, optimized and bottled or posted on Twitter. To the degree that education is about the self-invention of the human race, the gargantuan process of steering billions of brains into unforeseeable states and configurations in the future, it can continue only if each brain learns to invent itself. And that is beyond computation because it is beyond our comprehension. Learning at its truest is a leap into the unknown.</w:t>
         <w:br/>
-        <w:t>The gaps are still evident. Residential housing is sorely lacking. Daytime foot traffic is often slow. Police sirens can still be heard racing down the neighborhood's main artery. And so far, high-end galleries are in short supply; one recently moved out.</w:t>
-        <w:br/>
-        <w:t>''We're not there yet,'' said Harold Golen, who owns a Wynwood gallery. ''We are still pioneers. At times I wasn't optimistic. But in the last year or two I am convinced it's going to happen.''</w:t>
-        <w:br/>
-        <w:t>Mr. Lombardi smiled: ''As Tony Goldman used to say, 'Here comes the neighborhood.' ''</w:t>
+        <w:t>Roughly speaking, there are two ways to use computers in the classroom. You can have them measure and represent the students and the teachers, or you can have the class build a virtual spaceship. Right now the first way is ubiquitous, but the virtual spaceships are being built only by tenacious oddballs in unusual circumstances. More spaceships, please.</w:t>
         <w:br/>
         <w:br/>
-        <w:t>http://www.nytimes.com/2012/12/09/us/wynwood-in-miami-getting-a-new-life-and-art.html</w:t>
+        <w:t>http://www.nytimes.com</w:t>
         <w:br/>
         <w:br/>
         <w:t>Graphic</w:t>
@@ -108,15 +104,7 @@
         <w:br/>
         <w:t xml:space="preserve"> </w:t>
         <w:br/>
-        <w:t>PHOTOS: BLANK SLATES: A seemingly endless supply of warehouse walls presents an inviting canvas for graffiti artists in the Wynwood section of Miami. More photos at www.nytimes/national.</w:t>
-        <w:br/>
-        <w:t>A PIONEER: David Lombardi, a real estate mogul who started buying bargain properties in Wynwood in the early 2000s, has been drawing artists to the area.</w:t>
-        <w:br/>
-        <w:t>AN EXHIBITION: Karen Khurana and William Bagnoli, artists from Berlin, closing up their show in Wynwood for the day.</w:t>
-        <w:br/>
-        <w:t>A BREATHER: Three young skateboarders taking a break outside a restaurant in the area, where a growing number of bars and restaurants have been opening. (A26)</w:t>
-        <w:br/>
-        <w:t xml:space="preserve"> A customer laden with beans from Panther Coffee in the Wynwood neighborhood of Miami. (PHOTOGRAPHS BY JASON HENRY FOR THE NEW YORK TIMES) (A32)</w:t>
+        <w:t>PHOTO (PHOTOGRAPH BY DAN WINTERS)</w:t>
       </w:r>
     </w:p>
     <w:sectPr>

--- a/example_articles/states/New Mexico/2.states_New Mexico_New_York_Times.docx
+++ b/example_articles/states/New Mexico/2.states_New Mexico_New_York_Times.docx
@@ -7,7 +7,7 @@
         <w:pStyle w:val="Heading1"/>
       </w:pPr>
       <w:r>
-        <w:t>ESSAY; Does the Digital Classroom Enfeeble the Mind?</w:t>
+        <w:t>McCain Proposes a $300 Million Prize for a Next-Generation Car Battery</w:t>
       </w:r>
     </w:p>
     <w:p>
@@ -17,17 +17,17 @@
     </w:p>
     <w:p>
       <w:r>
-        <w:t>Date: 2010-09-19</w:t>
+        <w:t>Date: 2008-06-24</w:t>
       </w:r>
     </w:p>
     <w:p>
       <w:r>
-        <w:t>Section: Section MM; Column 0; Magazine Desk; Pg. 32</w:t>
+        <w:t>Section: Section A; Column 0; National Desk; Pg. 20</w:t>
       </w:r>
     </w:p>
     <w:p>
       <w:r>
-        <w:t>Source file: NYT/42.DOCX</w:t>
+        <w:t>Source file: NYT/34.DOCX</w:t>
       </w:r>
     </w:p>
     <w:p>
@@ -49,51 +49,37 @@
     </w:p>
     <w:p>
       <w:r>
-        <w:t>Adding to an already rich life, my father decided in middle age to become an elementary-school teacher in a working-class neighborhood in New Mexico. To this day, people who run grocery stores and work on construction sites, and who are now in late middle age themselves, come out when I'm visiting to tell me how Mr. Lanier changed their lives. Go up to any adult with a good life, no matter what his or her station, and ask if a teacher made a difference, and you'll always see a face light up. The human element, a magical connection, is at the heart of successful education, and you can't bottle it.</w:t>
+        <w:t>In the 18th century the British offered a $:20,000 prize to anyone who figured out how to calculate longitude. More recently, Netflix offered a million dollars for improving movie recommendations on its Web site. Now Senator John McCain is suggesting a new national prize: He said here Monday that if elected president he would offer $300 million to anyone who could build a better car battery.</w:t>
         <w:br/>
-        <w:t>My father would have been unable to ''teach to the test.'' He once complained about errors in a sixth-grade math textbook, so he had the class learn math by designing a spaceship. My father would have been spat out by today's test-driven educational regime.</w:t>
+        <w:t xml:space="preserve">  The high cost of gasoline -- a gallon of regular was selling for $4.65 at a gas station near California State University, Fresno, where Mr. McCain spoke -- has made energy policy a big issue in this year's presidential campaign, and barely a day has passed recently without one of the candidates weighing in with new energy policies, proposals and attacks on opponents. </w:t>
         <w:br/>
-        <w:t>But this is not the whole story. Probe one of those illuminated faces further, and you can also usually elicit memories of a particularly bad teacher. It's a romantic notion, the magic of teaching, but magic always has a dark side. Trusting teachers too much also has its perils. For every good teacher who is too creative to survive in the era of ''no child left behind,'' there's probably another tenacious, horrid teacher who might be dethroned only because of unquestionably bad outcomes on objective tests.</w:t>
+        <w:t xml:space="preserve">  Mr. McCain, of Arizona, alienated some environmentalists last week during a speech in Houston when he dropped his  opposition to allowing offshore drilling for oil; this week, in a swing through California, he spoke about trying to wean the nation from its dependence on oil. He called for improving the enforcement of fuel economy standards, building more cars that could run on alternative fuels, dropping the tariff on imports of sugar-based ethanol from Brazil and offering big tax credits for nonpolluting cars.</w:t>
         <w:br/>
-        <w:t>So we face a quandary: How do we use the technologies of computation, statistics and networking to shed light -- without killing the magic? This is more than a practical question. It goes to the heart of what we are after as humans.</w:t>
+        <w:t xml:space="preserve">  ''I further propose we inspire the ingenuity and resolve of the American people,'' Mr. McCain said, ''by offering a $300 million prize for the development of a battery package that has the size, capacity, cost and power to leapfrog the commercially available plug-in hybrids or electric cars.''</w:t>
         <w:br/>
-        <w:t>A career in computer science makes you see the world in its terms. You start to see money as a form of information display instead of as a store of value. Money flows are the computational output of a lot of people planning, promising, evaluating, hedging and scheming, and those behaviors start to look like a set of algorithms. You start to see the weather as a computer processing bits tweaked by the sun, and gravity as a cosmic calculation that keeps events in time and space consistent.</w:t>
+        <w:t xml:space="preserve">  He said the winner should deliver power at 30 percent of current costs. ''That's one dollar, one dollar, for every man, woman and child in the U.S. -- a small price to pay for helping to break the back of our oil dependency,'' he said. </w:t>
         <w:br/>
-        <w:t>This way of seeing is becoming ever more common as people have experiences with computers. While it has its glorious moments, the computational perspective can at times be uniquely unromantic.</w:t>
+        <w:t xml:space="preserve">  The Obama campaign countered by noting that Mr. McCain had voted against improving fuel efficiency standards in the Senate. Jason Furman, the Obama campaign's economic policy director, said in a conference call that Mr. McCain had been focused on ''meaningful relief for oil companies that are struggling with record profits.''</w:t>
         <w:br/>
-        <w:t>Nothing kills music for me as much as having some algorithm calculate what music I will want to hear. That seems to miss the whole point. Inventing your musical taste is the point, isn't it? Bringing computers into the middle of that is like paying someone to program a robot to have sex on your behalf so you don't have to.</w:t>
+        <w:t xml:space="preserve">  In his speech in Fresno, Mr. McCain called for automakers to act more quickly to build so-called flex-fuel vehicles than can run on alternative fuel. He approvingly cited the example of Brazil, which he said had moved to building 70 percent of all new vehicles that way in just three years, and he issued a not-so-veiled threat to automakers. </w:t>
         <w:br/>
-        <w:t>And yet it seems we benefit from shining an objectifying digital light to disinfect our funky, lying selves once in a while. It's heartless to have music chosen by digital algorithms. But at least there are fewer people held hostage to the tastes of bad radio D.J.'s than there once were. The trick is being ambidextrous, holding one hand to the heart while counting on the digits of the other.</w:t>
+        <w:t xml:space="preserve">  ''Whether it takes a meeting with automakers during my first month in office, or my signature on an act of Congress,'' he said, ''we will meet the goal of a swift conversion of American vehicles away from oil.''</w:t>
         <w:br/>
-        <w:t>How can you be ambidextrous in the matter of technology and education? Education -- in the broadest sense -- does what genes can't do. It forever filters and bequeaths memories, ideas, identities, cultures and technologies. Humans compute and transfer nongenetic information between generations, creating a longitudinal intelligence that is unlike anything else on Earth. The data links that hold the structure together in time swell rhythmically to the frequency of human regeneration. This is education.</w:t>
+        <w:t xml:space="preserve">  And Mr. McCain emphasized  one of his differences with Mr. Obama, without mentioning him by name, by restating his opposition to subsidies for corn-based ethanol, which Mr. Obama supports.</w:t>
         <w:br/>
-        <w:t>Now we have information machines. The future of education in the digital age will be determined by our judgment of which aspects of the information we pass between generations can be represented in computers at all. If we try to represent something digitally when we actually can't, we kill the romance and make some aspect of the human condition newly bland and absurd. If we romanticize information that shouldn't be shielded from harsh calculations, we'll suffer bad teachers and D.J.'s and their wares.</w:t>
+        <w:t xml:space="preserve">  ''As taxpayers, we foot the bill for the enormous subsidies paid to corn producers,'' he said. ''And as consumers, we pay extra at the pump because of government barriers to cheaper products from abroad.'' </w:t>
         <w:br/>
-        <w:t>Right now, many of these decisions are being made by the geeks of Silicon Valley, who run a lot of things that other people pretend to run. The crucial choice of which intergenerational information is to be treated as computational grist is usually not made by educators or curriculum developers but by young engineers.</w:t>
+        <w:t xml:space="preserve">  Mr. McCain, who spoke against corn-based ethanol when he ran for president in 2000, said this time around that he became a supporter of it when oil grew too expensive, but he has said he still opposes subsidies for ethanol. </w:t>
         <w:br/>
-        <w:t>The results are mixed. There is a youthful energy applied to some questions, like how to rate teachers. It would be wonderful if computation remained forever associated with youth. Maybe that will happen, and in a hundred years, or a thousand, algorithms and databases will conjure spring flings and all-night parties.</w:t>
+        <w:t xml:space="preserve">  While the McCain and Obama campaigns were sparring over energy, Mr. Obama  was in Albuquerque, where he focused on the economy and working women, a critical constituency. He journeyed deep into the prosaic land of gut-level economics at the Flying Star Cafe Commissary, where talk of globalization and vertical economies yields to ''how can I afford to make it through this week and the one after that?'' </w:t>
         <w:br/>
-        <w:t>The geeks often get things wrong, however. In some cases, simple design solutions can fix problems that geeks have created. An example is concern over the effects of constant mental multitasking. If this problem turns out to be serious in the long term, it can probably be addressed by small changes to digital designs. For instance, maybe it will cost a penny every time you look at your Facebook wall in the future, so you'll have to actually be aware of when you do it.</w:t>
+        <w:t xml:space="preserve">  Speaking to a group of women, Mr. Obama, of Illinois, was offered a glimpse into one of the realities of the American economy: that wages for the working-class have lagged far behind those of upper-income Americans. Some of the women at the commissary, like Carrie Hummel, 28, told of holding down multiple jobs and still barely being able to find the money to pay for gas, much less for her health insurance. ''You know, this life is pretty hard,'' she said.</w:t>
         <w:br/>
-        <w:t>The deeper concern, for me, is the philosophy conveyed by a technological design. Some of the top digital designs of the moment, both in school and in the rest of life, embed the underlying message that we understand the brain and its workings. That is false. We don't know how information is represented in the brain. We don't know how reason is accomplished by neurons. There are some vaguely cool ideas floating around, and we might know a lot more about these things any moment now, but at this moment, we don't.</w:t>
+        <w:t xml:space="preserve">  Ms. Hummel was followed by a woman who asked Mr. Obama if he would consider waiving taxes on tips, and another who asked about the cost of college tuition, which has risen at a rate far outstripping inflation.</w:t>
         <w:br/>
-        <w:t>You could spend all day reading literature about educational technology without being reminded that this frontier of ignorance lies before us. We are tempted by the demons of commercial and professional ambition to pretend we know more than we do. This hypnotic idea of omniscience could kill the magic of teaching, because of the intimacy with which we let computers guide our brains.</w:t>
+        <w:t xml:space="preserve">  Mr. Obama offered a variety of proposals, including requiring employers t0 provide seven paid sick days for all employees (he has not specified the size of the employer) and extending the Family and Medical Leave Act to cover any company with 25 or more employees (the act now applies to those with 50 or more employees).</w:t>
         <w:br/>
-        <w:t>At school, standardized testing rules. Outside school, something similar happens. Students spend a lot of time acting as trivialized relays in giant schemes designed for the purposes of advertising and other revenue-minded manipulations. They are prompted to create databases about themselves and then trust algorithms to assemble streams of songs and movies and stories for their consumption.</w:t>
-        <w:br/>
-        <w:t>We see the embedded philosophy bloom when students assemble papers as mash-ups from online snippets instead of thinking and composing on a blank piece of screen. What is wrong with this is not that students are any lazier now or learning less. (It is probably even true, I admit reluctantly, that in the presence of the ambient Internet, maybe it is not so important anymore to hold an archive of certain kinds of academic trivia in your head.)</w:t>
-        <w:br/>
-        <w:t>The problem is that students could come to conceive of themselves as relays in a transpersonal digital structure. Their job is then to copy and transfer data around, to be a source of statistics, whether to be processed by tests at school or by advertising schemes elsewhere.</w:t>
-        <w:br/>
-        <w:t>What is really lost when this happens is the self-invention of a human brain. If students don't learn to think, then no amount of access to information will do them any good.</w:t>
-        <w:br/>
-        <w:t>I am a technologist, and so my first impulse might be to try to fix this problem with better technology. But if we ask what thinking is, so that we can then ask how to foster it, we encounter an astonishing and terrifying answer: We don't know.</w:t>
-        <w:br/>
-        <w:t>The artifacts of our past accomplishments can become so engrossing in digital form that it can be harder to notice all we don't know and all we haven't done. While technology has generally been the engine that propels us into unknowable changes, it might now lull us into hypnotic complacency.</w:t>
-        <w:br/>
-        <w:t>To the degree that education is about the transfer of the known between generations, it can be digitized, analyzed, optimized and bottled or posted on Twitter. To the degree that education is about the self-invention of the human race, the gargantuan process of steering billions of brains into unforeseeable states and configurations in the future, it can continue only if each brain learns to invent itself. And that is beyond computation because it is beyond our comprehension. Learning at its truest is a leap into the unknown.</w:t>
-        <w:br/>
-        <w:t>Roughly speaking, there are two ways to use computers in the classroom. You can have them measure and represent the students and the teachers, or you can have the class build a virtual spaceship. Right now the first way is ubiquitous, but the virtual spaceships are being built only by tenacious oddballs in unusual circumstances. More spaceships, please.</w:t>
+        <w:t xml:space="preserve">  He also criticized Mr. McCain over his opposition to legislative action to help bring wages of women up to those of men. The McCain campaign fired back, saying the legislation to do so would have been a boon to trial lawyers, who have supported Mr. Obama's campaign.</w:t>
         <w:br/>
         <w:br/>
         <w:t>http://www.nytimes.com</w:t>
@@ -104,7 +90,7 @@
         <w:br/>
         <w:t xml:space="preserve"> </w:t>
         <w:br/>
-        <w:t>PHOTO (PHOTOGRAPH BY DAN WINTERS)</w:t>
+        <w:t>PHOTO: On Monday in Fresno, Calif., John McCain pledged to reward the developer of a better battery. (PHOTOGRAPH BY LM OTERO/ASSOCIATED PRESS)</w:t>
       </w:r>
     </w:p>
     <w:sectPr>
